--- a/deliverables/deliverable4/Group 4 AOS Report Deliverable 4.docx
+++ b/deliverables/deliverable4/Group 4 AOS Report Deliverable 4.docx
@@ -194,6 +194,9 @@
         <w:jc w:val="center"/>
       </w:pPr>
       <w:r>
+        <w:rPr>
+          <w:b/>
+        </w:rPr>
         <w:t>Pipes, Security, and System Integration</w:t>
       </w:r>
     </w:p>
@@ -204,6 +207,9 @@
         <w:jc w:val="both"/>
       </w:pPr>
       <w:r>
+        <w:rPr>
+          <w:b/>
+        </w:rPr>
         <w:t>1. Integration Overview</w:t>
       </w:r>
     </w:p>
@@ -222,6 +228,9 @@
         <w:jc w:val="both"/>
       </w:pPr>
       <w:r>
+        <w:rPr>
+          <w:b/>
+        </w:rPr>
         <w:t>Component Map</w:t>
       </w:r>
     </w:p>
@@ -505,6 +514,9 @@
         <w:jc w:val="both"/>
       </w:pPr>
       <w:r>
+        <w:rPr>
+          <w:b/>
+        </w:rPr>
         <w:t>2. Piping Implementation</w:t>
       </w:r>
     </w:p>
@@ -523,6 +535,9 @@
         <w:jc w:val="both"/>
       </w:pPr>
       <w:r>
+        <w:rPr>
+          <w:b/>
+        </w:rPr>
         <w:t>Pipeline Construction</w:t>
       </w:r>
     </w:p>
@@ -609,6 +624,9 @@
         <w:jc w:val="both"/>
       </w:pPr>
       <w:r>
+        <w:rPr>
+          <w:b/>
+        </w:rPr>
         <w:t>Error Handling and File Descriptor Discipline</w:t>
       </w:r>
     </w:p>
@@ -662,6 +680,9 @@
         <w:jc w:val="both"/>
       </w:pPr>
       <w:r>
+        <w:rPr>
+          <w:b/>
+        </w:rPr>
         <w:t>3. Security Mechanisms</w:t>
       </w:r>
     </w:p>
@@ -672,6 +693,9 @@
         <w:jc w:val="both"/>
       </w:pPr>
       <w:r>
+        <w:rPr>
+          <w:b/>
+        </w:rPr>
         <w:t>User Authentication</w:t>
       </w:r>
     </w:p>
@@ -756,6 +780,9 @@
         <w:jc w:val="both"/>
       </w:pPr>
       <w:r>
+        <w:rPr>
+          <w:b/>
+        </w:rPr>
         <w:t>Role-Based Access Control</w:t>
       </w:r>
     </w:p>
@@ -983,6 +1010,9 @@
         <w:jc w:val="both"/>
       </w:pPr>
       <w:r>
+        <w:rPr>
+          <w:b/>
+        </w:rPr>
         <w:t>File Permissions</w:t>
       </w:r>
     </w:p>
@@ -1049,6 +1079,9 @@
         <w:jc w:val="both"/>
       </w:pPr>
       <w:r>
+        <w:rPr>
+          <w:b/>
+        </w:rPr>
         <w:t>4. Challenges and Improvements</w:t>
       </w:r>
     </w:p>
@@ -1059,6 +1092,9 @@
         <w:jc w:val="both"/>
       </w:pPr>
       <w:r>
+        <w:rPr>
+          <w:b/>
+        </w:rPr>
         <w:t>Challenges</w:t>
       </w:r>
     </w:p>
@@ -1117,6 +1153,9 @@
         <w:jc w:val="both"/>
       </w:pPr>
       <w:r>
+        <w:rPr>
+          <w:b/>
+        </w:rPr>
         <w:t>Potential Improvements</w:t>
       </w:r>
     </w:p>
@@ -1180,6 +1219,9 @@
         <w:jc w:val="both"/>
       </w:pPr>
       <w:r>
+        <w:rPr>
+          <w:b/>
+        </w:rPr>
         <w:t>5. Screenshots</w:t>
       </w:r>
     </w:p>
